--- a/data_processing/Description-of-data-processing.docx
+++ b/data_processing/Description-of-data-processing.docx
@@ -2890,7 +2890,7 @@
         <w:rPr>
           <w:rStyle w:val="StringTok"/>
         </w:rPr>
-        <w:t xml:space="preserve">'Intervention subgroups'</w:t>
+        <w:t xml:space="preserve">'Intervention.subgroups'</w:t>
       </w:r>
       <w:r>
         <w:rPr>
@@ -2929,7 +2929,7 @@
         <w:rPr>
           <w:rStyle w:val="StringTok"/>
         </w:rPr>
-        <w:t xml:space="preserve">'Intervention subgroups'</w:t>
+        <w:t xml:space="preserve">'Intervention.subgroups'</w:t>
       </w:r>
       <w:r>
         <w:rPr>
@@ -3036,7 +3036,7 @@
         <w:rPr>
           <w:rStyle w:val="VerbatimChar"/>
         </w:rPr>
-        <w:t xml:space="preserve">## [1] 0 0</w:t>
+        <w:t xml:space="preserve">## [1]   79 1244</w:t>
       </w:r>
     </w:p>
     <w:p>
